--- a/AppGuide.docx
+++ b/AppGuide.docx
@@ -57,17 +57,34 @@
     </w:p>
     <w:p>
       <w:r>
+        <w:t>Once the watchdog has updated you will be presented with the main screen of the app. On the left your Steam ID will be displayed and if you have multiple users you can select between them</w:t>
+      </w:r>
+      <w:r>
+        <w:t xml:space="preserve"> or you can select locally within the Icarus Dedicated Server save directory</w:t>
+      </w:r>
+      <w:r>
+        <w:t>.</w:t>
+      </w:r>
+      <w:r>
+        <w:t xml:space="preserve"> You can use the Open Saves button to go directly to those directories and copy, paste or delete any save files you wish to.</w:t>
+      </w:r>
+      <w:r>
+        <w:t xml:space="preserve"> </w:t>
+      </w:r>
+    </w:p>
+    <w:p>
+      <w:r>
         <w:rPr>
           <w:noProof/>
         </w:rPr>
         <w:drawing>
-          <wp:anchor distT="0" distB="0" distL="114300" distR="114300" simplePos="0" relativeHeight="251658240" behindDoc="1" locked="0" layoutInCell="1" allowOverlap="1" wp14:anchorId="689B82AC" wp14:editId="3EAA13F9">
+          <wp:anchor distT="0" distB="0" distL="114300" distR="114300" simplePos="0" relativeHeight="251658240" behindDoc="1" locked="0" layoutInCell="1" allowOverlap="1" wp14:anchorId="689B82AC" wp14:editId="7F542597">
             <wp:simplePos x="0" y="0"/>
             <wp:positionH relativeFrom="margin">
               <wp:align>left</wp:align>
             </wp:positionH>
             <wp:positionV relativeFrom="paragraph">
-              <wp:posOffset>700405</wp:posOffset>
+              <wp:posOffset>4014</wp:posOffset>
             </wp:positionV>
             <wp:extent cx="3296110" cy="1895740"/>
             <wp:effectExtent l="0" t="0" r="0" b="9525"/>
@@ -119,11 +136,6 @@
         </w:drawing>
       </w:r>
       <w:r>
-        <w:t xml:space="preserve">Once the watchdog has updated you will be presented with the main screen of the app. On the left your Steam ID will be displayed and if you have multiple users you can select between them. </w:t>
-      </w:r>
-    </w:p>
-    <w:p>
-      <w:r>
         <w:t xml:space="preserve">Clicking + New Host will display a new window asking for the name of your new Host. This name will be displayed within Icarus to connect to. </w:t>
       </w:r>
     </w:p>
@@ -142,13 +154,13 @@
           <w:noProof/>
         </w:rPr>
         <w:drawing>
-          <wp:anchor distT="0" distB="0" distL="114300" distR="114300" simplePos="0" relativeHeight="251659264" behindDoc="1" locked="0" layoutInCell="1" allowOverlap="1" wp14:anchorId="624DCE69" wp14:editId="4ED05D36">
+          <wp:anchor distT="0" distB="0" distL="114300" distR="114300" simplePos="0" relativeHeight="251659264" behindDoc="1" locked="0" layoutInCell="1" allowOverlap="1" wp14:anchorId="624DCE69" wp14:editId="1D12900F">
             <wp:simplePos x="0" y="0"/>
             <wp:positionH relativeFrom="margin">
               <wp:align>left</wp:align>
             </wp:positionH>
             <wp:positionV relativeFrom="paragraph">
-              <wp:posOffset>6985</wp:posOffset>
+              <wp:posOffset>-225324</wp:posOffset>
             </wp:positionV>
             <wp:extent cx="3371850" cy="2200275"/>
             <wp:effectExtent l="0" t="0" r="0" b="9525"/>
@@ -233,13 +245,6 @@
           <w:noProof/>
         </w:rPr>
       </w:pPr>
-    </w:p>
-    <w:p>
-      <w:pPr>
-        <w:rPr>
-          <w:noProof/>
-        </w:rPr>
-      </w:pPr>
       <w:r>
         <w:rPr>
           <w:noProof/>
@@ -347,25 +352,7 @@
         <w:rPr>
           <w:noProof/>
         </w:rPr>
-        <w:t xml:space="preserve"> </w:t>
-      </w:r>
-      <w:r>
-        <w:rPr>
-          <w:noProof/>
-        </w:rPr>
-        <w:t xml:space="preserve">quick DirectConnect </w:t>
-      </w:r>
-      <w:r>
-        <w:rPr>
-          <w:noProof/>
-        </w:rPr>
-        <w:t xml:space="preserve">Address </w:t>
-      </w:r>
-      <w:r>
-        <w:rPr>
-          <w:noProof/>
-        </w:rPr>
-        <w:t>copy</w:t>
+        <w:t xml:space="preserve"> quick DirectConnect Address copy</w:t>
       </w:r>
       <w:r>
         <w:rPr>
@@ -622,20 +609,18 @@
           <w:noProof/>
         </w:rPr>
       </w:pPr>
-    </w:p>
-    <w:p>
       <w:r>
         <w:rPr>
           <w:noProof/>
         </w:rPr>
         <w:drawing>
-          <wp:anchor distT="0" distB="0" distL="114300" distR="114300" simplePos="0" relativeHeight="251662336" behindDoc="0" locked="0" layoutInCell="1" allowOverlap="1" wp14:anchorId="3F63717E" wp14:editId="082D5D59">
+          <wp:anchor distT="0" distB="0" distL="114300" distR="114300" simplePos="0" relativeHeight="251662336" behindDoc="0" locked="0" layoutInCell="1" allowOverlap="1" wp14:anchorId="3F63717E" wp14:editId="5A766286">
             <wp:simplePos x="0" y="0"/>
             <wp:positionH relativeFrom="margin">
               <wp:align>left</wp:align>
             </wp:positionH>
             <wp:positionV relativeFrom="paragraph">
-              <wp:posOffset>-237490</wp:posOffset>
+              <wp:posOffset>79908</wp:posOffset>
             </wp:positionV>
             <wp:extent cx="2838450" cy="3849370"/>
             <wp:effectExtent l="0" t="0" r="0" b="0"/>
@@ -678,13 +663,10 @@
           </wp:anchor>
         </w:drawing>
       </w:r>
-      <w:r>
-        <w:t>The gameplay tab has a couple options that adjust the foliage and stone respawn and the rates at which they respawn.</w:t>
-      </w:r>
     </w:p>
     <w:p>
       <w:r>
-        <w:br w:type="page"/>
+        <w:t>The gameplay tab has a couple options that adjust the foliage and stone respawn and the rates at which they respawn.</w:t>
       </w:r>
     </w:p>
     <w:p>
@@ -694,13 +676,13 @@
         </w:rPr>
         <w:lastRenderedPageBreak/>
         <w:drawing>
-          <wp:anchor distT="0" distB="0" distL="114300" distR="114300" simplePos="0" relativeHeight="251663360" behindDoc="0" locked="0" layoutInCell="1" allowOverlap="1" wp14:anchorId="58175A3E" wp14:editId="78F3AFCE">
-            <wp:simplePos x="914400" y="914400"/>
-            <wp:positionH relativeFrom="column">
+          <wp:anchor distT="0" distB="0" distL="114300" distR="114300" simplePos="0" relativeHeight="251663360" behindDoc="0" locked="0" layoutInCell="1" allowOverlap="1" wp14:anchorId="58175A3E" wp14:editId="51FF195C">
+            <wp:simplePos x="0" y="0"/>
+            <wp:positionH relativeFrom="margin">
               <wp:align>left</wp:align>
             </wp:positionH>
             <wp:positionV relativeFrom="paragraph">
-              <wp:align>top</wp:align>
+              <wp:posOffset>9271</wp:posOffset>
             </wp:positionV>
             <wp:extent cx="2840329" cy="3848100"/>
             <wp:effectExtent l="0" t="0" r="0" b="0"/>
@@ -881,7 +863,15 @@
     </w:p>
     <w:p>
       <w:r>
-        <w:t>The App will not be able to close (unless forced but not recommended) while a host is active and will prompt the user to stop any running hosts before closing. If a server window (the powershell window) is closed, the watchdog routine will engage and immediately restart the server</w:t>
+        <w:t xml:space="preserve">The App will not be able to close (unless forced but not recommended) while a host is active and will prompt the user to stop any running hosts before closing. If a server window (the </w:t>
+      </w:r>
+      <w:proofErr w:type="spellStart"/>
+      <w:r>
+        <w:t>powershell</w:t>
+      </w:r>
+      <w:proofErr w:type="spellEnd"/>
+      <w:r>
+        <w:t xml:space="preserve"> window) is closed, the watchdog routine will engage and immediately restart the server</w:t>
       </w:r>
       <w:r>
         <w:t>.</w:t>
@@ -906,10 +896,20 @@
         <w:t>server</w:t>
       </w:r>
       <w:r>
-        <w:t xml:space="preserve"> within. Once Port Forwarded others will need to join via DIRECT CONNECT with the IP address of the DS computer:</w:t>
-      </w:r>
-      <w:r>
-        <w:t>Game Port</w:t>
+        <w:t xml:space="preserve"> within. Once Port Forwarded others will need to join via DIRECT CONNECT with the IP address of the DS </w:t>
+      </w:r>
+      <w:proofErr w:type="spellStart"/>
+      <w:proofErr w:type="gramStart"/>
+      <w:r>
+        <w:t>computer:</w:t>
+      </w:r>
+      <w:r>
+        <w:t>Game</w:t>
+      </w:r>
+      <w:proofErr w:type="spellEnd"/>
+      <w:proofErr w:type="gramEnd"/>
+      <w:r>
+        <w:t xml:space="preserve"> Port</w:t>
       </w:r>
       <w:r>
         <w:t xml:space="preserve">. </w:t>
